--- a/!Report/CEM_FINAL_REPORT.docx
+++ b/!Report/CEM_FINAL_REPORT.docx
@@ -22595,6 +22595,19 @@
     </w:p>
     <w:p>
       <w:pPr>
+        <w:jc w:val="left"/>
+      </w:pPr>
+      <w:r>
+        <w:br w:type="page"/>
+      </w:r>
+    </w:p>
+    <w:p>
+      <w:pPr>
+        <w:jc w:val="left"/>
+      </w:pPr>
+    </w:p>
+    <w:p>
+      <w:pPr>
         <w:pStyle w:val="Heading2"/>
       </w:pPr>
       <w:r>
@@ -22641,7 +22654,6 @@
                 <w:sz w:val="18"/>
                 <w:szCs w:val="18"/>
               </w:rPr>
-              <w:lastRenderedPageBreak/>
               <w:t>Nodal Point</w:t>
             </w:r>
           </w:p>
@@ -22784,6 +22796,9 @@
         </w:tc>
       </w:tr>
       <w:tr>
+        <w:trPr>
+          <w:trHeight w:val="432"/>
+        </w:trPr>
         <w:tc>
           <w:tcPr>
             <w:tcW w:w="1075" w:type="dxa"/>
@@ -22879,23 +22894,7 @@
                         <w:sz w:val="18"/>
                         <w:szCs w:val="18"/>
                       </w:rPr>
-                      <m:t>1</m:t>
-                    </m:r>
-                    <m:r>
-                      <w:rPr>
-                        <w:rFonts w:ascii="Cambria Math" w:hAnsi="Cambria Math"/>
-                        <w:sz w:val="18"/>
-                        <w:szCs w:val="18"/>
-                      </w:rPr>
-                      <m:t>-</m:t>
-                    </m:r>
-                    <m:r>
-                      <w:rPr>
-                        <w:rFonts w:ascii="Cambria Math" w:hAnsi="Cambria Math"/>
-                        <w:sz w:val="18"/>
-                        <w:szCs w:val="18"/>
-                      </w:rPr>
-                      <m:t>ξ</m:t>
+                      <m:t>1-ξ</m:t>
                     </m:r>
                   </m:e>
                 </m:d>
@@ -22917,23 +22916,7 @@
                         <w:sz w:val="18"/>
                         <w:szCs w:val="18"/>
                       </w:rPr>
-                      <m:t>1</m:t>
-                    </m:r>
-                    <m:r>
-                      <w:rPr>
-                        <w:rFonts w:ascii="Cambria Math" w:hAnsi="Cambria Math"/>
-                        <w:sz w:val="18"/>
-                        <w:szCs w:val="18"/>
-                      </w:rPr>
-                      <m:t>-</m:t>
-                    </m:r>
-                    <m:r>
-                      <w:rPr>
-                        <w:rFonts w:ascii="Cambria Math" w:hAnsi="Cambria Math"/>
-                        <w:sz w:val="18"/>
-                        <w:szCs w:val="18"/>
-                      </w:rPr>
-                      <m:t xml:space="preserve">η </m:t>
+                      <m:t xml:space="preserve">1-η </m:t>
                     </m:r>
                   </m:e>
                 </m:d>
@@ -23107,6 +23090,9 @@
         </w:tc>
       </w:tr>
       <w:tr>
+        <w:trPr>
+          <w:trHeight w:val="432"/>
+        </w:trPr>
         <w:tc>
           <w:tcPr>
             <w:tcW w:w="1075" w:type="dxa"/>
@@ -23202,23 +23188,7 @@
                         <w:sz w:val="18"/>
                         <w:szCs w:val="18"/>
                       </w:rPr>
-                      <m:t>1</m:t>
-                    </m:r>
-                    <m:r>
-                      <w:rPr>
-                        <w:rFonts w:ascii="Cambria Math" w:hAnsi="Cambria Math"/>
-                        <w:sz w:val="18"/>
-                        <w:szCs w:val="18"/>
-                      </w:rPr>
-                      <m:t>+</m:t>
-                    </m:r>
-                    <m:r>
-                      <w:rPr>
-                        <w:rFonts w:ascii="Cambria Math" w:hAnsi="Cambria Math"/>
-                        <w:sz w:val="18"/>
-                        <w:szCs w:val="18"/>
-                      </w:rPr>
-                      <m:t>ξ</m:t>
+                      <m:t>1+ξ</m:t>
                     </m:r>
                   </m:e>
                 </m:d>
@@ -23240,23 +23210,7 @@
                         <w:sz w:val="18"/>
                         <w:szCs w:val="18"/>
                       </w:rPr>
-                      <m:t>1</m:t>
-                    </m:r>
-                    <m:r>
-                      <w:rPr>
-                        <w:rFonts w:ascii="Cambria Math" w:hAnsi="Cambria Math"/>
-                        <w:sz w:val="18"/>
-                        <w:szCs w:val="18"/>
-                      </w:rPr>
-                      <m:t>-</m:t>
-                    </m:r>
-                    <m:r>
-                      <w:rPr>
-                        <w:rFonts w:ascii="Cambria Math" w:hAnsi="Cambria Math"/>
-                        <w:sz w:val="18"/>
-                        <w:szCs w:val="18"/>
-                      </w:rPr>
-                      <m:t>η</m:t>
+                      <m:t>1-η</m:t>
                     </m:r>
                   </m:e>
                 </m:d>
@@ -23582,6 +23536,9 @@
         </w:tc>
       </w:tr>
       <w:tr>
+        <w:trPr>
+          <w:trHeight w:val="432"/>
+        </w:trPr>
         <w:tc>
           <w:tcPr>
             <w:tcW w:w="1075" w:type="dxa"/>
@@ -23677,23 +23634,7 @@
                         <w:sz w:val="18"/>
                         <w:szCs w:val="18"/>
                       </w:rPr>
-                      <m:t>1</m:t>
-                    </m:r>
-                    <m:r>
-                      <w:rPr>
-                        <w:rFonts w:ascii="Cambria Math" w:hAnsi="Cambria Math"/>
-                        <w:sz w:val="18"/>
-                        <w:szCs w:val="18"/>
-                      </w:rPr>
-                      <m:t>+</m:t>
-                    </m:r>
-                    <m:r>
-                      <w:rPr>
-                        <w:rFonts w:ascii="Cambria Math" w:hAnsi="Cambria Math"/>
-                        <w:sz w:val="18"/>
-                        <w:szCs w:val="18"/>
-                      </w:rPr>
-                      <m:t>ξ</m:t>
+                      <m:t>1+ξ</m:t>
                     </m:r>
                   </m:e>
                 </m:d>
@@ -23715,23 +23656,7 @@
                         <w:sz w:val="18"/>
                         <w:szCs w:val="18"/>
                       </w:rPr>
-                      <m:t>1</m:t>
-                    </m:r>
-                    <m:r>
-                      <w:rPr>
-                        <w:rFonts w:ascii="Cambria Math" w:hAnsi="Cambria Math"/>
-                        <w:sz w:val="18"/>
-                        <w:szCs w:val="18"/>
-                      </w:rPr>
-                      <m:t>+</m:t>
-                    </m:r>
-                    <m:r>
-                      <w:rPr>
-                        <w:rFonts w:ascii="Cambria Math" w:hAnsi="Cambria Math"/>
-                        <w:sz w:val="18"/>
-                        <w:szCs w:val="18"/>
-                      </w:rPr>
-                      <m:t>η</m:t>
+                      <m:t>1+η</m:t>
                     </m:r>
                   </m:e>
                 </m:d>
@@ -24057,6 +23982,9 @@
         </w:tc>
       </w:tr>
       <w:tr>
+        <w:trPr>
+          <w:trHeight w:val="432"/>
+        </w:trPr>
         <w:tc>
           <w:tcPr>
             <w:tcW w:w="1075" w:type="dxa"/>
@@ -24348,6 +24276,9 @@
         </w:tc>
       </w:tr>
       <w:tr>
+        <w:trPr>
+          <w:trHeight w:val="432"/>
+        </w:trPr>
         <w:tc>
           <w:tcPr>
             <w:tcW w:w="1075" w:type="dxa"/>
@@ -24581,6 +24512,9 @@
         </w:tc>
       </w:tr>
       <w:tr>
+        <w:trPr>
+          <w:trHeight w:val="432"/>
+        </w:trPr>
         <w:tc>
           <w:tcPr>
             <w:tcW w:w="1075" w:type="dxa"/>
@@ -24856,6 +24790,9 @@
         </w:tc>
       </w:tr>
       <w:tr>
+        <w:trPr>
+          <w:trHeight w:val="432"/>
+        </w:trPr>
         <w:tc>
           <w:tcPr>
             <w:tcW w:w="1075" w:type="dxa"/>
@@ -25004,6 +24941,14 @@
             </w:pPr>
             <m:oMathPara>
               <m:oMath>
+                <m:r>
+                  <w:rPr>
+                    <w:rFonts w:ascii="Cambria Math" w:hAnsi="Cambria Math"/>
+                    <w:sz w:val="18"/>
+                    <w:szCs w:val="18"/>
+                  </w:rPr>
+                  <m:t>-</m:t>
+                </m:r>
                 <m:r>
                   <w:rPr>
                     <w:rFonts w:ascii="Cambria Math" w:hAnsi="Cambria Math"/>
@@ -25257,6 +25202,9 @@
         </w:tc>
       </w:tr>
       <w:tr>
+        <w:trPr>
+          <w:trHeight w:val="432"/>
+        </w:trPr>
         <w:tc>
           <w:tcPr>
             <w:tcW w:w="1075" w:type="dxa"/>
@@ -25544,6 +25492,9 @@
         </w:tc>
       </w:tr>
       <w:tr>
+        <w:trPr>
+          <w:trHeight w:val="432"/>
+        </w:trPr>
         <w:tc>
           <w:tcPr>
             <w:tcW w:w="1075" w:type="dxa"/>
@@ -25983,6 +25934,9 @@
         </w:tc>
       </w:tr>
       <w:tr>
+        <w:trPr>
+          <w:trHeight w:val="432"/>
+        </w:trPr>
         <w:tc>
           <w:tcPr>
             <w:tcW w:w="1075" w:type="dxa"/>
@@ -26310,6 +26264,9 @@
         </w:tc>
       </w:tr>
       <w:tr>
+        <w:trPr>
+          <w:trHeight w:val="432"/>
+        </w:trPr>
         <w:tc>
           <w:tcPr>
             <w:tcW w:w="1075" w:type="dxa"/>
@@ -26457,23 +26414,7 @@
                     <w:sz w:val="18"/>
                     <w:szCs w:val="18"/>
                   </w:rPr>
-                  <m:t>-0.25η</m:t>
-                </m:r>
-                <m:r>
-                  <w:rPr>
-                    <w:rFonts w:ascii="Cambria Math" w:hAnsi="Cambria Math"/>
-                    <w:sz w:val="18"/>
-                    <w:szCs w:val="18"/>
-                  </w:rPr>
-                  <m:t>-0.</m:t>
-                </m:r>
-                <m:r>
-                  <w:rPr>
-                    <w:rFonts w:ascii="Cambria Math" w:hAnsi="Cambria Math"/>
-                    <w:sz w:val="18"/>
-                    <w:szCs w:val="18"/>
-                  </w:rPr>
-                  <m:t>25</m:t>
+                  <m:t>-0.25η-0.25</m:t>
                 </m:r>
               </m:oMath>
             </m:oMathPara>
@@ -26511,6 +26452,9 @@
         </w:tc>
       </w:tr>
       <w:tr>
+        <w:trPr>
+          <w:trHeight w:val="432"/>
+        </w:trPr>
         <w:tc>
           <w:tcPr>
             <w:tcW w:w="1075" w:type="dxa"/>
@@ -26740,6 +26684,9 @@
         </w:tc>
       </w:tr>
       <w:tr>
+        <w:trPr>
+          <w:trHeight w:val="432"/>
+        </w:trPr>
         <w:tc>
           <w:tcPr>
             <w:tcW w:w="1075" w:type="dxa"/>
@@ -27019,8 +26966,1438 @@
     </w:p>
     <w:p>
       <w:pPr>
+        <w:pStyle w:val="Heading1"/>
+      </w:pPr>
+      <w:r>
+        <w:t>Elasticity Solution</w:t>
+      </w:r>
+    </w:p>
+    <w:p>
+      <w:r>
+        <w:t>The classical elasticity solution for the infinite plate is defined as the following equations</w:t>
+      </w:r>
+    </w:p>
+    <w:p>
+      <m:oMathPara>
+        <m:oMath>
+          <m:sSub>
+            <m:sSubPr>
+              <m:ctrlPr>
+                <w:rPr>
+                  <w:rFonts w:ascii="Cambria Math" w:hAnsi="Cambria Math"/>
+                  <w:i/>
+                </w:rPr>
+              </m:ctrlPr>
+            </m:sSubPr>
+            <m:e>
+              <m:r>
+                <w:rPr>
+                  <w:rFonts w:ascii="Cambria Math" w:hAnsi="Cambria Math"/>
+                </w:rPr>
+                <m:t>σ</m:t>
+              </m:r>
+            </m:e>
+            <m:sub>
+              <m:r>
+                <w:rPr>
+                  <w:rFonts w:ascii="Cambria Math" w:hAnsi="Cambria Math"/>
+                </w:rPr>
+                <m:t>rr</m:t>
+              </m:r>
+            </m:sub>
+          </m:sSub>
+          <m:r>
+            <w:rPr>
+              <w:rFonts w:ascii="Cambria Math" w:hAnsi="Cambria Math"/>
+            </w:rPr>
+            <m:t>=</m:t>
+          </m:r>
+          <m:f>
+            <m:fPr>
+              <m:ctrlPr>
+                <w:rPr>
+                  <w:rFonts w:ascii="Cambria Math" w:hAnsi="Cambria Math"/>
+                  <w:i/>
+                </w:rPr>
+              </m:ctrlPr>
+            </m:fPr>
+            <m:num>
+              <m:r>
+                <w:rPr>
+                  <w:rFonts w:ascii="Cambria Math" w:hAnsi="Cambria Math"/>
+                </w:rPr>
+                <m:t>σ</m:t>
+              </m:r>
+            </m:num>
+            <m:den>
+              <m:r>
+                <w:rPr>
+                  <w:rFonts w:ascii="Cambria Math" w:hAnsi="Cambria Math"/>
+                </w:rPr>
+                <m:t>2</m:t>
+              </m:r>
+            </m:den>
+          </m:f>
+          <m:d>
+            <m:dPr>
+              <m:ctrlPr>
+                <w:rPr>
+                  <w:rFonts w:ascii="Cambria Math" w:hAnsi="Cambria Math"/>
+                  <w:i/>
+                </w:rPr>
+              </m:ctrlPr>
+            </m:dPr>
+            <m:e>
+              <m:r>
+                <w:rPr>
+                  <w:rFonts w:ascii="Cambria Math" w:hAnsi="Cambria Math"/>
+                </w:rPr>
+                <m:t>1-</m:t>
+              </m:r>
+              <m:f>
+                <m:fPr>
+                  <m:ctrlPr>
+                    <w:rPr>
+                      <w:rFonts w:ascii="Cambria Math" w:hAnsi="Cambria Math"/>
+                      <w:i/>
+                    </w:rPr>
+                  </m:ctrlPr>
+                </m:fPr>
+                <m:num>
+                  <m:sSup>
+                    <m:sSupPr>
+                      <m:ctrlPr>
+                        <w:rPr>
+                          <w:rFonts w:ascii="Cambria Math" w:hAnsi="Cambria Math"/>
+                          <w:i/>
+                        </w:rPr>
+                      </m:ctrlPr>
+                    </m:sSupPr>
+                    <m:e>
+                      <m:r>
+                        <w:rPr>
+                          <w:rFonts w:ascii="Cambria Math" w:hAnsi="Cambria Math"/>
+                        </w:rPr>
+                        <m:t>a</m:t>
+                      </m:r>
+                    </m:e>
+                    <m:sup>
+                      <m:r>
+                        <w:rPr>
+                          <w:rFonts w:ascii="Cambria Math" w:hAnsi="Cambria Math"/>
+                        </w:rPr>
+                        <m:t>2</m:t>
+                      </m:r>
+                    </m:sup>
+                  </m:sSup>
+                </m:num>
+                <m:den>
+                  <m:sSup>
+                    <m:sSupPr>
+                      <m:ctrlPr>
+                        <w:rPr>
+                          <w:rFonts w:ascii="Cambria Math" w:hAnsi="Cambria Math"/>
+                          <w:i/>
+                        </w:rPr>
+                      </m:ctrlPr>
+                    </m:sSupPr>
+                    <m:e>
+                      <m:r>
+                        <w:rPr>
+                          <w:rFonts w:ascii="Cambria Math" w:hAnsi="Cambria Math"/>
+                        </w:rPr>
+                        <m:t>r</m:t>
+                      </m:r>
+                    </m:e>
+                    <m:sup>
+                      <m:r>
+                        <w:rPr>
+                          <w:rFonts w:ascii="Cambria Math" w:hAnsi="Cambria Math"/>
+                        </w:rPr>
+                        <m:t>2</m:t>
+                      </m:r>
+                    </m:sup>
+                  </m:sSup>
+                </m:den>
+              </m:f>
+            </m:e>
+          </m:d>
+          <m:r>
+            <w:rPr>
+              <w:rFonts w:ascii="Cambria Math" w:hAnsi="Cambria Math"/>
+            </w:rPr>
+            <m:t>+</m:t>
+          </m:r>
+          <m:f>
+            <m:fPr>
+              <m:ctrlPr>
+                <w:rPr>
+                  <w:rFonts w:ascii="Cambria Math" w:hAnsi="Cambria Math"/>
+                  <w:i/>
+                </w:rPr>
+              </m:ctrlPr>
+            </m:fPr>
+            <m:num>
+              <m:r>
+                <w:rPr>
+                  <w:rFonts w:ascii="Cambria Math" w:hAnsi="Cambria Math"/>
+                </w:rPr>
+                <m:t>σ</m:t>
+              </m:r>
+            </m:num>
+            <m:den>
+              <m:r>
+                <w:rPr>
+                  <w:rFonts w:ascii="Cambria Math" w:hAnsi="Cambria Math"/>
+                </w:rPr>
+                <m:t>2</m:t>
+              </m:r>
+            </m:den>
+          </m:f>
+          <m:d>
+            <m:dPr>
+              <m:ctrlPr>
+                <w:rPr>
+                  <w:rFonts w:ascii="Cambria Math" w:hAnsi="Cambria Math"/>
+                  <w:i/>
+                </w:rPr>
+              </m:ctrlPr>
+            </m:dPr>
+            <m:e>
+              <m:r>
+                <w:rPr>
+                  <w:rFonts w:ascii="Cambria Math" w:hAnsi="Cambria Math"/>
+                </w:rPr>
+                <m:t>1+3</m:t>
+              </m:r>
+              <m:f>
+                <m:fPr>
+                  <m:ctrlPr>
+                    <w:rPr>
+                      <w:rFonts w:ascii="Cambria Math" w:hAnsi="Cambria Math"/>
+                      <w:i/>
+                    </w:rPr>
+                  </m:ctrlPr>
+                </m:fPr>
+                <m:num>
+                  <m:sSup>
+                    <m:sSupPr>
+                      <m:ctrlPr>
+                        <w:rPr>
+                          <w:rFonts w:ascii="Cambria Math" w:hAnsi="Cambria Math"/>
+                          <w:i/>
+                        </w:rPr>
+                      </m:ctrlPr>
+                    </m:sSupPr>
+                    <m:e>
+                      <m:r>
+                        <w:rPr>
+                          <w:rFonts w:ascii="Cambria Math" w:hAnsi="Cambria Math"/>
+                        </w:rPr>
+                        <m:t>a</m:t>
+                      </m:r>
+                    </m:e>
+                    <m:sup>
+                      <m:r>
+                        <w:rPr>
+                          <w:rFonts w:ascii="Cambria Math" w:hAnsi="Cambria Math"/>
+                        </w:rPr>
+                        <m:t>4</m:t>
+                      </m:r>
+                    </m:sup>
+                  </m:sSup>
+                </m:num>
+                <m:den>
+                  <m:sSup>
+                    <m:sSupPr>
+                      <m:ctrlPr>
+                        <w:rPr>
+                          <w:rFonts w:ascii="Cambria Math" w:hAnsi="Cambria Math"/>
+                          <w:i/>
+                        </w:rPr>
+                      </m:ctrlPr>
+                    </m:sSupPr>
+                    <m:e>
+                      <m:r>
+                        <w:rPr>
+                          <w:rFonts w:ascii="Cambria Math" w:hAnsi="Cambria Math"/>
+                        </w:rPr>
+                        <m:t>r</m:t>
+                      </m:r>
+                    </m:e>
+                    <m:sup>
+                      <m:r>
+                        <w:rPr>
+                          <w:rFonts w:ascii="Cambria Math" w:hAnsi="Cambria Math"/>
+                        </w:rPr>
+                        <m:t>4</m:t>
+                      </m:r>
+                    </m:sup>
+                  </m:sSup>
+                </m:den>
+              </m:f>
+              <m:r>
+                <w:rPr>
+                  <w:rFonts w:ascii="Cambria Math" w:hAnsi="Cambria Math"/>
+                </w:rPr>
+                <m:t>-4</m:t>
+              </m:r>
+              <m:f>
+                <m:fPr>
+                  <m:ctrlPr>
+                    <w:rPr>
+                      <w:rFonts w:ascii="Cambria Math" w:hAnsi="Cambria Math"/>
+                      <w:i/>
+                    </w:rPr>
+                  </m:ctrlPr>
+                </m:fPr>
+                <m:num>
+                  <m:sSup>
+                    <m:sSupPr>
+                      <m:ctrlPr>
+                        <w:rPr>
+                          <w:rFonts w:ascii="Cambria Math" w:hAnsi="Cambria Math"/>
+                          <w:i/>
+                        </w:rPr>
+                      </m:ctrlPr>
+                    </m:sSupPr>
+                    <m:e>
+                      <m:r>
+                        <w:rPr>
+                          <w:rFonts w:ascii="Cambria Math" w:hAnsi="Cambria Math"/>
+                        </w:rPr>
+                        <m:t>a</m:t>
+                      </m:r>
+                    </m:e>
+                    <m:sup>
+                      <m:r>
+                        <w:rPr>
+                          <w:rFonts w:ascii="Cambria Math" w:hAnsi="Cambria Math"/>
+                        </w:rPr>
+                        <m:t>2</m:t>
+                      </m:r>
+                    </m:sup>
+                  </m:sSup>
+                </m:num>
+                <m:den>
+                  <m:sSup>
+                    <m:sSupPr>
+                      <m:ctrlPr>
+                        <w:rPr>
+                          <w:rFonts w:ascii="Cambria Math" w:hAnsi="Cambria Math"/>
+                          <w:i/>
+                        </w:rPr>
+                      </m:ctrlPr>
+                    </m:sSupPr>
+                    <m:e>
+                      <m:r>
+                        <w:rPr>
+                          <w:rFonts w:ascii="Cambria Math" w:hAnsi="Cambria Math"/>
+                        </w:rPr>
+                        <m:t>r</m:t>
+                      </m:r>
+                    </m:e>
+                    <m:sup>
+                      <m:r>
+                        <w:rPr>
+                          <w:rFonts w:ascii="Cambria Math" w:hAnsi="Cambria Math"/>
+                        </w:rPr>
+                        <m:t>2</m:t>
+                      </m:r>
+                    </m:sup>
+                  </m:sSup>
+                </m:den>
+              </m:f>
+            </m:e>
+          </m:d>
+          <m:r>
+            <w:rPr>
+              <w:rFonts w:ascii="Cambria Math" w:hAnsi="Cambria Math"/>
+            </w:rPr>
+            <m:t>cos2θ</m:t>
+          </m:r>
+        </m:oMath>
+      </m:oMathPara>
+    </w:p>
+    <w:p>
+      <m:oMathPara>
+        <m:oMath>
+          <m:sSub>
+            <m:sSubPr>
+              <m:ctrlPr>
+                <w:rPr>
+                  <w:rFonts w:ascii="Cambria Math" w:hAnsi="Cambria Math"/>
+                  <w:i/>
+                </w:rPr>
+              </m:ctrlPr>
+            </m:sSubPr>
+            <m:e>
+              <m:r>
+                <w:rPr>
+                  <w:rFonts w:ascii="Cambria Math" w:hAnsi="Cambria Math"/>
+                </w:rPr>
+                <m:t>σ</m:t>
+              </m:r>
+            </m:e>
+            <m:sub>
+              <m:r>
+                <w:rPr>
+                  <w:rFonts w:ascii="Cambria Math" w:hAnsi="Cambria Math"/>
+                </w:rPr>
+                <m:t>θθ</m:t>
+              </m:r>
+            </m:sub>
+          </m:sSub>
+          <m:r>
+            <w:rPr>
+              <w:rFonts w:ascii="Cambria Math" w:hAnsi="Cambria Math"/>
+            </w:rPr>
+            <m:t>=</m:t>
+          </m:r>
+          <m:f>
+            <m:fPr>
+              <m:ctrlPr>
+                <w:rPr>
+                  <w:rFonts w:ascii="Cambria Math" w:hAnsi="Cambria Math"/>
+                  <w:i/>
+                </w:rPr>
+              </m:ctrlPr>
+            </m:fPr>
+            <m:num>
+              <m:r>
+                <w:rPr>
+                  <w:rFonts w:ascii="Cambria Math" w:hAnsi="Cambria Math"/>
+                </w:rPr>
+                <m:t>σ</m:t>
+              </m:r>
+            </m:num>
+            <m:den>
+              <m:r>
+                <w:rPr>
+                  <w:rFonts w:ascii="Cambria Math" w:hAnsi="Cambria Math"/>
+                </w:rPr>
+                <m:t>2</m:t>
+              </m:r>
+            </m:den>
+          </m:f>
+          <m:d>
+            <m:dPr>
+              <m:ctrlPr>
+                <w:rPr>
+                  <w:rFonts w:ascii="Cambria Math" w:hAnsi="Cambria Math"/>
+                  <w:i/>
+                </w:rPr>
+              </m:ctrlPr>
+            </m:dPr>
+            <m:e>
+              <m:r>
+                <w:rPr>
+                  <w:rFonts w:ascii="Cambria Math" w:hAnsi="Cambria Math"/>
+                </w:rPr>
+                <m:t>1+</m:t>
+              </m:r>
+              <m:f>
+                <m:fPr>
+                  <m:ctrlPr>
+                    <w:rPr>
+                      <w:rFonts w:ascii="Cambria Math" w:hAnsi="Cambria Math"/>
+                      <w:i/>
+                    </w:rPr>
+                  </m:ctrlPr>
+                </m:fPr>
+                <m:num>
+                  <m:sSup>
+                    <m:sSupPr>
+                      <m:ctrlPr>
+                        <w:rPr>
+                          <w:rFonts w:ascii="Cambria Math" w:hAnsi="Cambria Math"/>
+                          <w:i/>
+                        </w:rPr>
+                      </m:ctrlPr>
+                    </m:sSupPr>
+                    <m:e>
+                      <m:r>
+                        <w:rPr>
+                          <w:rFonts w:ascii="Cambria Math" w:hAnsi="Cambria Math"/>
+                        </w:rPr>
+                        <m:t>a</m:t>
+                      </m:r>
+                    </m:e>
+                    <m:sup>
+                      <m:r>
+                        <w:rPr>
+                          <w:rFonts w:ascii="Cambria Math" w:hAnsi="Cambria Math"/>
+                        </w:rPr>
+                        <m:t>2</m:t>
+                      </m:r>
+                    </m:sup>
+                  </m:sSup>
+                </m:num>
+                <m:den>
+                  <m:sSup>
+                    <m:sSupPr>
+                      <m:ctrlPr>
+                        <w:rPr>
+                          <w:rFonts w:ascii="Cambria Math" w:hAnsi="Cambria Math"/>
+                          <w:i/>
+                        </w:rPr>
+                      </m:ctrlPr>
+                    </m:sSupPr>
+                    <m:e>
+                      <m:r>
+                        <w:rPr>
+                          <w:rFonts w:ascii="Cambria Math" w:hAnsi="Cambria Math"/>
+                        </w:rPr>
+                        <m:t>r</m:t>
+                      </m:r>
+                    </m:e>
+                    <m:sup>
+                      <m:r>
+                        <w:rPr>
+                          <w:rFonts w:ascii="Cambria Math" w:hAnsi="Cambria Math"/>
+                        </w:rPr>
+                        <m:t>2</m:t>
+                      </m:r>
+                    </m:sup>
+                  </m:sSup>
+                </m:den>
+              </m:f>
+            </m:e>
+          </m:d>
+          <m:r>
+            <w:rPr>
+              <w:rFonts w:ascii="Cambria Math" w:hAnsi="Cambria Math"/>
+            </w:rPr>
+            <m:t>-</m:t>
+          </m:r>
+          <m:f>
+            <m:fPr>
+              <m:ctrlPr>
+                <w:rPr>
+                  <w:rFonts w:ascii="Cambria Math" w:hAnsi="Cambria Math"/>
+                  <w:i/>
+                </w:rPr>
+              </m:ctrlPr>
+            </m:fPr>
+            <m:num>
+              <m:r>
+                <w:rPr>
+                  <w:rFonts w:ascii="Cambria Math" w:hAnsi="Cambria Math"/>
+                </w:rPr>
+                <m:t>σ</m:t>
+              </m:r>
+            </m:num>
+            <m:den>
+              <m:r>
+                <w:rPr>
+                  <w:rFonts w:ascii="Cambria Math" w:hAnsi="Cambria Math"/>
+                </w:rPr>
+                <m:t>2</m:t>
+              </m:r>
+            </m:den>
+          </m:f>
+          <m:d>
+            <m:dPr>
+              <m:ctrlPr>
+                <w:rPr>
+                  <w:rFonts w:ascii="Cambria Math" w:hAnsi="Cambria Math"/>
+                  <w:i/>
+                </w:rPr>
+              </m:ctrlPr>
+            </m:dPr>
+            <m:e>
+              <m:r>
+                <w:rPr>
+                  <w:rFonts w:ascii="Cambria Math" w:hAnsi="Cambria Math"/>
+                </w:rPr>
+                <m:t>1+3</m:t>
+              </m:r>
+              <m:f>
+                <m:fPr>
+                  <m:ctrlPr>
+                    <w:rPr>
+                      <w:rFonts w:ascii="Cambria Math" w:hAnsi="Cambria Math"/>
+                      <w:i/>
+                    </w:rPr>
+                  </m:ctrlPr>
+                </m:fPr>
+                <m:num>
+                  <m:sSup>
+                    <m:sSupPr>
+                      <m:ctrlPr>
+                        <w:rPr>
+                          <w:rFonts w:ascii="Cambria Math" w:hAnsi="Cambria Math"/>
+                          <w:i/>
+                        </w:rPr>
+                      </m:ctrlPr>
+                    </m:sSupPr>
+                    <m:e>
+                      <m:r>
+                        <w:rPr>
+                          <w:rFonts w:ascii="Cambria Math" w:hAnsi="Cambria Math"/>
+                        </w:rPr>
+                        <m:t>a</m:t>
+                      </m:r>
+                    </m:e>
+                    <m:sup>
+                      <m:r>
+                        <w:rPr>
+                          <w:rFonts w:ascii="Cambria Math" w:hAnsi="Cambria Math"/>
+                        </w:rPr>
+                        <m:t>4</m:t>
+                      </m:r>
+                    </m:sup>
+                  </m:sSup>
+                </m:num>
+                <m:den>
+                  <m:sSup>
+                    <m:sSupPr>
+                      <m:ctrlPr>
+                        <w:rPr>
+                          <w:rFonts w:ascii="Cambria Math" w:hAnsi="Cambria Math"/>
+                          <w:i/>
+                        </w:rPr>
+                      </m:ctrlPr>
+                    </m:sSupPr>
+                    <m:e>
+                      <m:r>
+                        <w:rPr>
+                          <w:rFonts w:ascii="Cambria Math" w:hAnsi="Cambria Math"/>
+                        </w:rPr>
+                        <m:t>r</m:t>
+                      </m:r>
+                    </m:e>
+                    <m:sup>
+                      <m:r>
+                        <w:rPr>
+                          <w:rFonts w:ascii="Cambria Math" w:hAnsi="Cambria Math"/>
+                        </w:rPr>
+                        <m:t>4</m:t>
+                      </m:r>
+                    </m:sup>
+                  </m:sSup>
+                </m:den>
+              </m:f>
+            </m:e>
+          </m:d>
+          <m:r>
+            <w:rPr>
+              <w:rFonts w:ascii="Cambria Math" w:hAnsi="Cambria Math"/>
+            </w:rPr>
+            <m:t>cos2θ</m:t>
+          </m:r>
+        </m:oMath>
+      </m:oMathPara>
+    </w:p>
+    <w:p>
+      <m:oMathPara>
+        <m:oMath>
+          <m:sSub>
+            <m:sSubPr>
+              <m:ctrlPr>
+                <w:rPr>
+                  <w:rFonts w:ascii="Cambria Math" w:hAnsi="Cambria Math"/>
+                  <w:i/>
+                </w:rPr>
+              </m:ctrlPr>
+            </m:sSubPr>
+            <m:e>
+              <m:r>
+                <w:rPr>
+                  <w:rFonts w:ascii="Cambria Math" w:hAnsi="Cambria Math"/>
+                </w:rPr>
+                <m:t>σ</m:t>
+              </m:r>
+            </m:e>
+            <m:sub>
+              <m:r>
+                <w:rPr>
+                  <w:rFonts w:ascii="Cambria Math" w:hAnsi="Cambria Math"/>
+                </w:rPr>
+                <m:t>rθ</m:t>
+              </m:r>
+            </m:sub>
+          </m:sSub>
+          <m:r>
+            <w:rPr>
+              <w:rFonts w:ascii="Cambria Math" w:hAnsi="Cambria Math"/>
+            </w:rPr>
+            <m:t>= -</m:t>
+          </m:r>
+          <m:f>
+            <m:fPr>
+              <m:ctrlPr>
+                <w:rPr>
+                  <w:rFonts w:ascii="Cambria Math" w:hAnsi="Cambria Math"/>
+                  <w:i/>
+                </w:rPr>
+              </m:ctrlPr>
+            </m:fPr>
+            <m:num>
+              <m:r>
+                <w:rPr>
+                  <w:rFonts w:ascii="Cambria Math" w:hAnsi="Cambria Math"/>
+                </w:rPr>
+                <m:t>σ</m:t>
+              </m:r>
+            </m:num>
+            <m:den>
+              <m:r>
+                <w:rPr>
+                  <w:rFonts w:ascii="Cambria Math" w:hAnsi="Cambria Math"/>
+                </w:rPr>
+                <m:t>2</m:t>
+              </m:r>
+            </m:den>
+          </m:f>
+          <m:d>
+            <m:dPr>
+              <m:ctrlPr>
+                <w:rPr>
+                  <w:rFonts w:ascii="Cambria Math" w:hAnsi="Cambria Math"/>
+                  <w:i/>
+                </w:rPr>
+              </m:ctrlPr>
+            </m:dPr>
+            <m:e>
+              <m:r>
+                <w:rPr>
+                  <w:rFonts w:ascii="Cambria Math" w:hAnsi="Cambria Math"/>
+                </w:rPr>
+                <m:t>1-3</m:t>
+              </m:r>
+              <m:f>
+                <m:fPr>
+                  <m:ctrlPr>
+                    <w:rPr>
+                      <w:rFonts w:ascii="Cambria Math" w:hAnsi="Cambria Math"/>
+                      <w:i/>
+                    </w:rPr>
+                  </m:ctrlPr>
+                </m:fPr>
+                <m:num>
+                  <m:sSup>
+                    <m:sSupPr>
+                      <m:ctrlPr>
+                        <w:rPr>
+                          <w:rFonts w:ascii="Cambria Math" w:hAnsi="Cambria Math"/>
+                          <w:i/>
+                        </w:rPr>
+                      </m:ctrlPr>
+                    </m:sSupPr>
+                    <m:e>
+                      <m:r>
+                        <w:rPr>
+                          <w:rFonts w:ascii="Cambria Math" w:hAnsi="Cambria Math"/>
+                        </w:rPr>
+                        <m:t>a</m:t>
+                      </m:r>
+                    </m:e>
+                    <m:sup>
+                      <m:r>
+                        <w:rPr>
+                          <w:rFonts w:ascii="Cambria Math" w:hAnsi="Cambria Math"/>
+                        </w:rPr>
+                        <m:t>4</m:t>
+                      </m:r>
+                    </m:sup>
+                  </m:sSup>
+                </m:num>
+                <m:den>
+                  <m:sSup>
+                    <m:sSupPr>
+                      <m:ctrlPr>
+                        <w:rPr>
+                          <w:rFonts w:ascii="Cambria Math" w:hAnsi="Cambria Math"/>
+                          <w:i/>
+                        </w:rPr>
+                      </m:ctrlPr>
+                    </m:sSupPr>
+                    <m:e>
+                      <m:r>
+                        <w:rPr>
+                          <w:rFonts w:ascii="Cambria Math" w:hAnsi="Cambria Math"/>
+                        </w:rPr>
+                        <m:t>r</m:t>
+                      </m:r>
+                    </m:e>
+                    <m:sup>
+                      <m:r>
+                        <w:rPr>
+                          <w:rFonts w:ascii="Cambria Math" w:hAnsi="Cambria Math"/>
+                        </w:rPr>
+                        <m:t>4</m:t>
+                      </m:r>
+                    </m:sup>
+                  </m:sSup>
+                </m:den>
+              </m:f>
+              <m:r>
+                <w:rPr>
+                  <w:rFonts w:ascii="Cambria Math" w:hAnsi="Cambria Math"/>
+                </w:rPr>
+                <m:t>+2</m:t>
+              </m:r>
+              <m:f>
+                <m:fPr>
+                  <m:ctrlPr>
+                    <w:rPr>
+                      <w:rFonts w:ascii="Cambria Math" w:hAnsi="Cambria Math"/>
+                      <w:i/>
+                    </w:rPr>
+                  </m:ctrlPr>
+                </m:fPr>
+                <m:num>
+                  <m:sSup>
+                    <m:sSupPr>
+                      <m:ctrlPr>
+                        <w:rPr>
+                          <w:rFonts w:ascii="Cambria Math" w:hAnsi="Cambria Math"/>
+                          <w:i/>
+                        </w:rPr>
+                      </m:ctrlPr>
+                    </m:sSupPr>
+                    <m:e>
+                      <m:r>
+                        <w:rPr>
+                          <w:rFonts w:ascii="Cambria Math" w:hAnsi="Cambria Math"/>
+                        </w:rPr>
+                        <m:t>a</m:t>
+                      </m:r>
+                    </m:e>
+                    <m:sup>
+                      <m:r>
+                        <w:rPr>
+                          <w:rFonts w:ascii="Cambria Math" w:hAnsi="Cambria Math"/>
+                        </w:rPr>
+                        <m:t>2</m:t>
+                      </m:r>
+                    </m:sup>
+                  </m:sSup>
+                </m:num>
+                <m:den>
+                  <m:sSup>
+                    <m:sSupPr>
+                      <m:ctrlPr>
+                        <w:rPr>
+                          <w:rFonts w:ascii="Cambria Math" w:hAnsi="Cambria Math"/>
+                          <w:i/>
+                        </w:rPr>
+                      </m:ctrlPr>
+                    </m:sSupPr>
+                    <m:e>
+                      <m:r>
+                        <w:rPr>
+                          <w:rFonts w:ascii="Cambria Math" w:hAnsi="Cambria Math"/>
+                        </w:rPr>
+                        <m:t>r</m:t>
+                      </m:r>
+                    </m:e>
+                    <m:sup>
+                      <m:r>
+                        <w:rPr>
+                          <w:rFonts w:ascii="Cambria Math" w:hAnsi="Cambria Math"/>
+                        </w:rPr>
+                        <m:t>2</m:t>
+                      </m:r>
+                    </m:sup>
+                  </m:sSup>
+                </m:den>
+              </m:f>
+            </m:e>
+          </m:d>
+          <m:func>
+            <m:funcPr>
+              <m:ctrlPr>
+                <w:rPr>
+                  <w:rFonts w:ascii="Cambria Math" w:hAnsi="Cambria Math"/>
+                  <w:i/>
+                </w:rPr>
+              </m:ctrlPr>
+            </m:funcPr>
+            <m:fName>
+              <m:r>
+                <m:rPr>
+                  <m:sty m:val="p"/>
+                </m:rPr>
+                <w:rPr>
+                  <w:rFonts w:ascii="Cambria Math" w:hAnsi="Cambria Math"/>
+                </w:rPr>
+                <m:t>sin</m:t>
+              </m:r>
+            </m:fName>
+            <m:e>
+              <m:r>
+                <w:rPr>
+                  <w:rFonts w:ascii="Cambria Math" w:hAnsi="Cambria Math"/>
+                </w:rPr>
+                <m:t>2θ</m:t>
+              </m:r>
+            </m:e>
+          </m:func>
+        </m:oMath>
+      </m:oMathPara>
+    </w:p>
+    <w:p/>
+    <w:p>
+      <w:r>
+        <w:t xml:space="preserve">The critical stress occurs when r = a and </w:t>
+      </w:r>
+      <m:oMath>
+        <m:r>
+          <w:rPr>
+            <w:rFonts w:ascii="Cambria Math" w:hAnsi="Cambria Math"/>
+          </w:rPr>
+          <m:t>θ=</m:t>
+        </m:r>
+        <m:f>
+          <m:fPr>
+            <m:ctrlPr>
+              <w:rPr>
+                <w:rFonts w:ascii="Cambria Math" w:hAnsi="Cambria Math"/>
+                <w:i/>
+              </w:rPr>
+            </m:ctrlPr>
+          </m:fPr>
+          <m:num>
+            <m:r>
+              <w:rPr>
+                <w:rFonts w:ascii="Cambria Math" w:hAnsi="Cambria Math"/>
+              </w:rPr>
+              <m:t>π</m:t>
+            </m:r>
+          </m:num>
+          <m:den>
+            <m:r>
+              <w:rPr>
+                <w:rFonts w:ascii="Cambria Math" w:hAnsi="Cambria Math"/>
+              </w:rPr>
+              <m:t>2</m:t>
+            </m:r>
+          </m:den>
+        </m:f>
+      </m:oMath>
+    </w:p>
+    <w:p>
+      <m:oMathPara>
+        <m:oMath>
+          <m:sSub>
+            <m:sSubPr>
+              <m:ctrlPr>
+                <w:rPr>
+                  <w:rFonts w:ascii="Cambria Math" w:hAnsi="Cambria Math"/>
+                  <w:i/>
+                </w:rPr>
+              </m:ctrlPr>
+            </m:sSubPr>
+            <m:e>
+              <m:r>
+                <w:rPr>
+                  <w:rFonts w:ascii="Cambria Math" w:hAnsi="Cambria Math"/>
+                </w:rPr>
+                <m:t>σ</m:t>
+              </m:r>
+            </m:e>
+            <m:sub>
+              <m:r>
+                <w:rPr>
+                  <w:rFonts w:ascii="Cambria Math" w:hAnsi="Cambria Math"/>
+                </w:rPr>
+                <m:t>rr</m:t>
+              </m:r>
+            </m:sub>
+          </m:sSub>
+          <m:r>
+            <w:rPr>
+              <w:rFonts w:ascii="Cambria Math" w:hAnsi="Cambria Math"/>
+            </w:rPr>
+            <m:t>=</m:t>
+          </m:r>
+          <m:f>
+            <m:fPr>
+              <m:ctrlPr>
+                <w:rPr>
+                  <w:rFonts w:ascii="Cambria Math" w:hAnsi="Cambria Math"/>
+                  <w:i/>
+                </w:rPr>
+              </m:ctrlPr>
+            </m:fPr>
+            <m:num>
+              <m:r>
+                <w:rPr>
+                  <w:rFonts w:ascii="Cambria Math" w:hAnsi="Cambria Math"/>
+                </w:rPr>
+                <m:t>σ</m:t>
+              </m:r>
+            </m:num>
+            <m:den>
+              <m:r>
+                <w:rPr>
+                  <w:rFonts w:ascii="Cambria Math" w:hAnsi="Cambria Math"/>
+                </w:rPr>
+                <m:t>2</m:t>
+              </m:r>
+            </m:den>
+          </m:f>
+          <m:d>
+            <m:dPr>
+              <m:ctrlPr>
+                <w:rPr>
+                  <w:rFonts w:ascii="Cambria Math" w:hAnsi="Cambria Math"/>
+                  <w:i/>
+                </w:rPr>
+              </m:ctrlPr>
+            </m:dPr>
+            <m:e>
+              <m:r>
+                <w:rPr>
+                  <w:rFonts w:ascii="Cambria Math" w:hAnsi="Cambria Math"/>
+                </w:rPr>
+                <m:t>1-</m:t>
+              </m:r>
+              <m:f>
+                <m:fPr>
+                  <m:ctrlPr>
+                    <w:rPr>
+                      <w:rFonts w:ascii="Cambria Math" w:hAnsi="Cambria Math"/>
+                      <w:i/>
+                    </w:rPr>
+                  </m:ctrlPr>
+                </m:fPr>
+                <m:num>
+                  <m:r>
+                    <w:rPr>
+                      <w:rFonts w:ascii="Cambria Math" w:hAnsi="Cambria Math"/>
+                    </w:rPr>
+                    <m:t>1</m:t>
+                  </m:r>
+                </m:num>
+                <m:den>
+                  <m:r>
+                    <w:rPr>
+                      <w:rFonts w:ascii="Cambria Math" w:hAnsi="Cambria Math"/>
+                    </w:rPr>
+                    <m:t>1</m:t>
+                  </m:r>
+                </m:den>
+              </m:f>
+            </m:e>
+          </m:d>
+          <m:r>
+            <w:rPr>
+              <w:rFonts w:ascii="Cambria Math" w:hAnsi="Cambria Math"/>
+            </w:rPr>
+            <m:t>+</m:t>
+          </m:r>
+          <m:f>
+            <m:fPr>
+              <m:ctrlPr>
+                <w:rPr>
+                  <w:rFonts w:ascii="Cambria Math" w:hAnsi="Cambria Math"/>
+                  <w:i/>
+                </w:rPr>
+              </m:ctrlPr>
+            </m:fPr>
+            <m:num>
+              <m:r>
+                <w:rPr>
+                  <w:rFonts w:ascii="Cambria Math" w:hAnsi="Cambria Math"/>
+                </w:rPr>
+                <m:t>σ</m:t>
+              </m:r>
+            </m:num>
+            <m:den>
+              <m:r>
+                <w:rPr>
+                  <w:rFonts w:ascii="Cambria Math" w:hAnsi="Cambria Math"/>
+                </w:rPr>
+                <m:t>2</m:t>
+              </m:r>
+            </m:den>
+          </m:f>
+          <m:d>
+            <m:dPr>
+              <m:ctrlPr>
+                <w:rPr>
+                  <w:rFonts w:ascii="Cambria Math" w:hAnsi="Cambria Math"/>
+                  <w:i/>
+                </w:rPr>
+              </m:ctrlPr>
+            </m:dPr>
+            <m:e>
+              <m:r>
+                <w:rPr>
+                  <w:rFonts w:ascii="Cambria Math" w:hAnsi="Cambria Math"/>
+                </w:rPr>
+                <m:t>1+3-4</m:t>
+              </m:r>
+            </m:e>
+          </m:d>
+          <m:r>
+            <w:rPr>
+              <w:rFonts w:ascii="Cambria Math" w:hAnsi="Cambria Math"/>
+            </w:rPr>
+            <m:t>cosπ=0</m:t>
+          </m:r>
+        </m:oMath>
+      </m:oMathPara>
+    </w:p>
+    <w:p>
+      <m:oMathPara>
+        <m:oMath>
+          <m:sSub>
+            <m:sSubPr>
+              <m:ctrlPr>
+                <w:rPr>
+                  <w:rFonts w:ascii="Cambria Math" w:hAnsi="Cambria Math"/>
+                  <w:i/>
+                </w:rPr>
+              </m:ctrlPr>
+            </m:sSubPr>
+            <m:e>
+              <m:r>
+                <w:rPr>
+                  <w:rFonts w:ascii="Cambria Math" w:hAnsi="Cambria Math"/>
+                </w:rPr>
+                <m:t>σ</m:t>
+              </m:r>
+            </m:e>
+            <m:sub>
+              <m:r>
+                <w:rPr>
+                  <w:rFonts w:ascii="Cambria Math" w:hAnsi="Cambria Math"/>
+                </w:rPr>
+                <m:t>θθ</m:t>
+              </m:r>
+            </m:sub>
+          </m:sSub>
+          <m:r>
+            <w:rPr>
+              <w:rFonts w:ascii="Cambria Math" w:hAnsi="Cambria Math"/>
+            </w:rPr>
+            <m:t>=</m:t>
+          </m:r>
+          <m:f>
+            <m:fPr>
+              <m:ctrlPr>
+                <w:rPr>
+                  <w:rFonts w:ascii="Cambria Math" w:hAnsi="Cambria Math"/>
+                  <w:i/>
+                </w:rPr>
+              </m:ctrlPr>
+            </m:fPr>
+            <m:num>
+              <m:r>
+                <w:rPr>
+                  <w:rFonts w:ascii="Cambria Math" w:hAnsi="Cambria Math"/>
+                </w:rPr>
+                <m:t>σ</m:t>
+              </m:r>
+            </m:num>
+            <m:den>
+              <m:r>
+                <w:rPr>
+                  <w:rFonts w:ascii="Cambria Math" w:hAnsi="Cambria Math"/>
+                </w:rPr>
+                <m:t>2</m:t>
+              </m:r>
+            </m:den>
+          </m:f>
+          <m:d>
+            <m:dPr>
+              <m:ctrlPr>
+                <w:rPr>
+                  <w:rFonts w:ascii="Cambria Math" w:hAnsi="Cambria Math"/>
+                  <w:i/>
+                </w:rPr>
+              </m:ctrlPr>
+            </m:dPr>
+            <m:e>
+              <m:r>
+                <w:rPr>
+                  <w:rFonts w:ascii="Cambria Math" w:hAnsi="Cambria Math"/>
+                </w:rPr>
+                <m:t>1+1</m:t>
+              </m:r>
+            </m:e>
+          </m:d>
+          <m:r>
+            <w:rPr>
+              <w:rFonts w:ascii="Cambria Math" w:hAnsi="Cambria Math"/>
+            </w:rPr>
+            <m:t>-</m:t>
+          </m:r>
+          <m:f>
+            <m:fPr>
+              <m:ctrlPr>
+                <w:rPr>
+                  <w:rFonts w:ascii="Cambria Math" w:hAnsi="Cambria Math"/>
+                  <w:i/>
+                </w:rPr>
+              </m:ctrlPr>
+            </m:fPr>
+            <m:num>
+              <m:r>
+                <w:rPr>
+                  <w:rFonts w:ascii="Cambria Math" w:hAnsi="Cambria Math"/>
+                </w:rPr>
+                <m:t>σ</m:t>
+              </m:r>
+            </m:num>
+            <m:den>
+              <m:r>
+                <w:rPr>
+                  <w:rFonts w:ascii="Cambria Math" w:hAnsi="Cambria Math"/>
+                </w:rPr>
+                <m:t>2</m:t>
+              </m:r>
+            </m:den>
+          </m:f>
+          <m:d>
+            <m:dPr>
+              <m:ctrlPr>
+                <w:rPr>
+                  <w:rFonts w:ascii="Cambria Math" w:hAnsi="Cambria Math"/>
+                  <w:i/>
+                </w:rPr>
+              </m:ctrlPr>
+            </m:dPr>
+            <m:e>
+              <m:r>
+                <w:rPr>
+                  <w:rFonts w:ascii="Cambria Math" w:hAnsi="Cambria Math"/>
+                </w:rPr>
+                <m:t>1+3</m:t>
+              </m:r>
+            </m:e>
+          </m:d>
+          <m:r>
+            <w:rPr>
+              <w:rFonts w:ascii="Cambria Math" w:hAnsi="Cambria Math"/>
+            </w:rPr>
+            <m:t>cosπ=σ-</m:t>
+          </m:r>
+          <m:d>
+            <m:dPr>
+              <m:ctrlPr>
+                <w:rPr>
+                  <w:rFonts w:ascii="Cambria Math" w:hAnsi="Cambria Math"/>
+                  <w:i/>
+                </w:rPr>
+              </m:ctrlPr>
+            </m:dPr>
+            <m:e>
+              <m:r>
+                <w:rPr>
+                  <w:rFonts w:ascii="Cambria Math" w:hAnsi="Cambria Math"/>
+                </w:rPr>
+                <m:t>-2σ</m:t>
+              </m:r>
+            </m:e>
+          </m:d>
+          <m:r>
+            <w:rPr>
+              <w:rFonts w:ascii="Cambria Math" w:hAnsi="Cambria Math"/>
+            </w:rPr>
+            <m:t>=3σ</m:t>
+          </m:r>
+        </m:oMath>
+      </m:oMathPara>
+    </w:p>
+    <w:p>
+      <m:oMathPara>
+        <m:oMath>
+          <m:sSub>
+            <m:sSubPr>
+              <m:ctrlPr>
+                <w:rPr>
+                  <w:rFonts w:ascii="Cambria Math" w:hAnsi="Cambria Math"/>
+                  <w:i/>
+                </w:rPr>
+              </m:ctrlPr>
+            </m:sSubPr>
+            <m:e>
+              <m:r>
+                <w:rPr>
+                  <w:rFonts w:ascii="Cambria Math" w:hAnsi="Cambria Math"/>
+                </w:rPr>
+                <m:t>σ</m:t>
+              </m:r>
+            </m:e>
+            <m:sub>
+              <m:r>
+                <w:rPr>
+                  <w:rFonts w:ascii="Cambria Math" w:hAnsi="Cambria Math"/>
+                </w:rPr>
+                <m:t>rθ</m:t>
+              </m:r>
+            </m:sub>
+          </m:sSub>
+          <m:r>
+            <w:rPr>
+              <w:rFonts w:ascii="Cambria Math" w:hAnsi="Cambria Math"/>
+            </w:rPr>
+            <m:t>= -</m:t>
+          </m:r>
+          <m:f>
+            <m:fPr>
+              <m:ctrlPr>
+                <w:rPr>
+                  <w:rFonts w:ascii="Cambria Math" w:hAnsi="Cambria Math"/>
+                  <w:i/>
+                </w:rPr>
+              </m:ctrlPr>
+            </m:fPr>
+            <m:num>
+              <m:r>
+                <w:rPr>
+                  <w:rFonts w:ascii="Cambria Math" w:hAnsi="Cambria Math"/>
+                </w:rPr>
+                <m:t>σ</m:t>
+              </m:r>
+            </m:num>
+            <m:den>
+              <m:r>
+                <w:rPr>
+                  <w:rFonts w:ascii="Cambria Math" w:hAnsi="Cambria Math"/>
+                </w:rPr>
+                <m:t>2</m:t>
+              </m:r>
+            </m:den>
+          </m:f>
+          <m:d>
+            <m:dPr>
+              <m:ctrlPr>
+                <w:rPr>
+                  <w:rFonts w:ascii="Cambria Math" w:hAnsi="Cambria Math"/>
+                  <w:i/>
+                </w:rPr>
+              </m:ctrlPr>
+            </m:dPr>
+            <m:e>
+              <m:r>
+                <w:rPr>
+                  <w:rFonts w:ascii="Cambria Math" w:hAnsi="Cambria Math"/>
+                </w:rPr>
+                <m:t>1-3 +2</m:t>
+              </m:r>
+            </m:e>
+          </m:d>
+          <m:r>
+            <m:rPr>
+              <m:sty m:val="p"/>
+            </m:rPr>
+            <w:rPr>
+              <w:rFonts w:ascii="Cambria Math" w:hAnsi="Cambria Math"/>
+            </w:rPr>
+            <m:t>sinπ=0</m:t>
+          </m:r>
+        </m:oMath>
+      </m:oMathPara>
+    </w:p>
+    <w:p/>
+    <w:p>
+      <w:pPr>
+        <w:pStyle w:val="Heading2"/>
+      </w:pPr>
+      <w:proofErr w:type="spellStart"/>
+      <w:r>
+        <w:t>Femap</w:t>
+      </w:r>
+      <w:proofErr w:type="spellEnd"/>
+      <w:r>
+        <w:t xml:space="preserve"> Solution</w:t>
+      </w:r>
+    </w:p>
+    <w:p/>
+    <w:p>
+      <w:pPr>
+        <w:keepNext/>
         <w:jc w:val="left"/>
       </w:pPr>
+      <w:r>
+        <w:rPr>
+          <w:noProof/>
+        </w:rPr>
+        <w:drawing>
+          <wp:inline distT="0" distB="0" distL="0" distR="0" wp14:anchorId="0A8915C6" wp14:editId="2C2E84FA">
+            <wp:extent cx="5486400" cy="3510280"/>
+            <wp:effectExtent l="0" t="0" r="0" b="0"/>
+            <wp:docPr id="2133657974" name="Picture 1" descr="A screen shot of a computer&#10;&#10;AI-generated content may be incorrect."/>
+            <wp:cNvGraphicFramePr>
+              <a:graphicFrameLocks xmlns:a="http://schemas.openxmlformats.org/drawingml/2006/main" noChangeAspect="1"/>
+            </wp:cNvGraphicFramePr>
+            <a:graphic xmlns:a="http://schemas.openxmlformats.org/drawingml/2006/main">
+              <a:graphicData uri="http://schemas.openxmlformats.org/drawingml/2006/picture">
+                <pic:pic xmlns:pic="http://schemas.openxmlformats.org/drawingml/2006/picture">
+                  <pic:nvPicPr>
+                    <pic:cNvPr id="2133657974" name="Picture 1" descr="A screen shot of a computer&#10;&#10;AI-generated content may be incorrect."/>
+                    <pic:cNvPicPr/>
+                  </pic:nvPicPr>
+                  <pic:blipFill>
+                    <a:blip r:embed="rId17"/>
+                    <a:stretch>
+                      <a:fillRect/>
+                    </a:stretch>
+                  </pic:blipFill>
+                  <pic:spPr>
+                    <a:xfrm>
+                      <a:off x="0" y="0"/>
+                      <a:ext cx="5486400" cy="3510280"/>
+                    </a:xfrm>
+                    <a:prstGeom prst="rect">
+                      <a:avLst/>
+                    </a:prstGeom>
+                  </pic:spPr>
+                </pic:pic>
+              </a:graphicData>
+            </a:graphic>
+          </wp:inline>
+        </w:drawing>
+      </w:r>
+    </w:p>
+    <w:p>
+      <w:pPr>
+        <w:pStyle w:val="Caption"/>
+      </w:pPr>
+      <w:r>
+        <w:t xml:space="preserve">Figure </w:t>
+      </w:r>
+      <w:fldSimple w:instr=" SEQ Figure \* ARABIC ">
+        <w:r>
+          <w:rPr>
+            <w:noProof/>
+          </w:rPr>
+          <w:t>8</w:t>
+        </w:r>
+      </w:fldSimple>
+      <w:r>
+        <w:t xml:space="preserve">: </w:t>
+      </w:r>
+      <w:proofErr w:type="spellStart"/>
+      <w:r>
+        <w:t>Femap</w:t>
+      </w:r>
+      <w:proofErr w:type="spellEnd"/>
+      <w:r>
+        <w:t xml:space="preserve"> Solution </w:t>
+      </w:r>
+      <w:r>
+        <w:t>for</w:t>
+      </w:r>
+      <w:r>
+        <w:t xml:space="preserve"> Open Hole Tension Plate</w:t>
+      </w:r>
+    </w:p>
+    <w:p/>
+    <w:p>
+      <w:pPr>
+        <w:pStyle w:val="Heading2"/>
+      </w:pPr>
+      <w:r>
+        <w:lastRenderedPageBreak/>
+        <w:t>Python Solver</w:t>
+      </w:r>
     </w:p>
     <w:p>
       <w:pPr>
@@ -27031,6 +28408,120 @@
       <w:pPr>
         <w:jc w:val="left"/>
       </w:pPr>
+      <w:proofErr w:type="spellStart"/>
+      <w:r>
+        <w:t>Fdasfas</w:t>
+      </w:r>
+      <w:proofErr w:type="spellEnd"/>
+    </w:p>
+    <w:p>
+      <w:pPr>
+        <w:keepNext/>
+        <w:jc w:val="left"/>
+      </w:pPr>
+      <w:r>
+        <w:rPr>
+          <w:noProof/>
+        </w:rPr>
+        <w:drawing>
+          <wp:inline distT="0" distB="0" distL="0" distR="0" wp14:anchorId="211A1172" wp14:editId="18AD9245">
+            <wp:extent cx="5152381" cy="4152381"/>
+            <wp:effectExtent l="0" t="0" r="0" b="635"/>
+            <wp:docPr id="71938345" name="Picture 1" descr="A diagram of a blue square with a white circle in the center&#10;&#10;AI-generated content may be incorrect."/>
+            <wp:cNvGraphicFramePr>
+              <a:graphicFrameLocks xmlns:a="http://schemas.openxmlformats.org/drawingml/2006/main" noChangeAspect="1"/>
+            </wp:cNvGraphicFramePr>
+            <a:graphic xmlns:a="http://schemas.openxmlformats.org/drawingml/2006/main">
+              <a:graphicData uri="http://schemas.openxmlformats.org/drawingml/2006/picture">
+                <pic:pic xmlns:pic="http://schemas.openxmlformats.org/drawingml/2006/picture">
+                  <pic:nvPicPr>
+                    <pic:cNvPr id="71938345" name="Picture 1" descr="A diagram of a blue square with a white circle in the center&#10;&#10;AI-generated content may be incorrect."/>
+                    <pic:cNvPicPr/>
+                  </pic:nvPicPr>
+                  <pic:blipFill>
+                    <a:blip r:embed="rId18"/>
+                    <a:stretch>
+                      <a:fillRect/>
+                    </a:stretch>
+                  </pic:blipFill>
+                  <pic:spPr>
+                    <a:xfrm>
+                      <a:off x="0" y="0"/>
+                      <a:ext cx="5152381" cy="4152381"/>
+                    </a:xfrm>
+                    <a:prstGeom prst="rect">
+                      <a:avLst/>
+                    </a:prstGeom>
+                  </pic:spPr>
+                </pic:pic>
+              </a:graphicData>
+            </a:graphic>
+          </wp:inline>
+        </w:drawing>
+      </w:r>
+    </w:p>
+    <w:p>
+      <w:pPr>
+        <w:pStyle w:val="Caption"/>
+      </w:pPr>
+      <w:r>
+        <w:t xml:space="preserve">Figure </w:t>
+      </w:r>
+      <w:fldSimple w:instr=" SEQ Figure \* ARABIC ">
+        <w:r>
+          <w:rPr>
+            <w:noProof/>
+          </w:rPr>
+          <w:t>9</w:t>
+        </w:r>
+      </w:fldSimple>
+      <w:r>
+        <w:t>: Python Solver for Open Hole Plate</w:t>
+      </w:r>
+    </w:p>
+    <w:p>
+      <w:pPr>
+        <w:jc w:val="left"/>
+      </w:pPr>
+    </w:p>
+    <w:p>
+      <w:pPr>
+        <w:jc w:val="left"/>
+      </w:pPr>
+      <w:proofErr w:type="spellStart"/>
+      <w:r>
+        <w:t>fdas</w:t>
+      </w:r>
+      <w:proofErr w:type="spellEnd"/>
+    </w:p>
+    <w:p>
+      <w:pPr>
+        <w:jc w:val="left"/>
+      </w:pPr>
+      <w:r>
+        <w:t xml:space="preserve">This validates the solver is solving stiffness and stresses appropriately. </w:t>
+      </w:r>
+    </w:p>
+    <w:p>
+      <w:pPr>
+        <w:jc w:val="left"/>
+      </w:pPr>
+    </w:p>
+    <w:p>
+      <w:pPr>
+        <w:pStyle w:val="Heading1"/>
+      </w:pPr>
+      <w:r>
+        <w:t xml:space="preserve">Kt Solution </w:t>
+      </w:r>
+      <w:proofErr w:type="gramStart"/>
+      <w:r>
+        <w:t>From</w:t>
+      </w:r>
+      <w:proofErr w:type="gramEnd"/>
+      <w:r>
+        <w:t xml:space="preserve"> Initial Problem </w:t>
+      </w:r>
     </w:p>
     <w:p>
       <w:pPr>
@@ -27107,7 +28598,7 @@
               </w:tblGrid>
               <w:tr>
                 <w:trPr>
-                  <w:divId w:val="620772202"/>
+                  <w:divId w:val="290945302"/>
                   <w:tblCellSpacing w:w="15" w:type="dxa"/>
                 </w:trPr>
                 <w:tc>
@@ -27148,7 +28639,99 @@
                       <w:rPr>
                         <w:noProof/>
                       </w:rPr>
-                      <w:t xml:space="preserve">B. L. S. a. W. J. Horn, Failure, Fracture Mechanics, Fatigue, and Damage Tolerance, Wichita State University Department of Aerospace Engineering. </w:t>
+                      <w:t xml:space="preserve">B. L. S. a. W. J. H. Horn, Failure, Fracture Mechanics, Fatigue, and Damage Tolerance, Wichita State University Department of Aerospace Engineering. </w:t>
+                    </w:r>
+                  </w:p>
+                </w:tc>
+              </w:tr>
+              <w:tr>
+                <w:trPr>
+                  <w:divId w:val="290945302"/>
+                  <w:tblCellSpacing w:w="15" w:type="dxa"/>
+                </w:trPr>
+                <w:tc>
+                  <w:tcPr>
+                    <w:tcW w:w="50" w:type="pct"/>
+                    <w:hideMark/>
+                  </w:tcPr>
+                  <w:p>
+                    <w:pPr>
+                      <w:pStyle w:val="Bibliography"/>
+                      <w:rPr>
+                        <w:noProof/>
+                      </w:rPr>
+                    </w:pPr>
+                    <w:r>
+                      <w:rPr>
+                        <w:noProof/>
+                      </w:rPr>
+                      <w:t xml:space="preserve">[2] </w:t>
+                    </w:r>
+                  </w:p>
+                </w:tc>
+                <w:tc>
+                  <w:tcPr>
+                    <w:tcW w:w="0" w:type="auto"/>
+                    <w:hideMark/>
+                  </w:tcPr>
+                  <w:p>
+                    <w:pPr>
+                      <w:pStyle w:val="Bibliography"/>
+                      <w:rPr>
+                        <w:noProof/>
+                      </w:rPr>
+                    </w:pPr>
+                    <w:r>
+                      <w:rPr>
+                        <w:noProof/>
+                      </w:rPr>
+                      <w:t xml:space="preserve">W. D. Pilkey, Perterson's Stress Concentration Factors, John Wiley &amp; Sons, Inc. </w:t>
+                    </w:r>
+                  </w:p>
+                </w:tc>
+              </w:tr>
+              <w:tr>
+                <w:trPr>
+                  <w:divId w:val="290945302"/>
+                  <w:tblCellSpacing w:w="15" w:type="dxa"/>
+                </w:trPr>
+                <w:tc>
+                  <w:tcPr>
+                    <w:tcW w:w="50" w:type="pct"/>
+                    <w:hideMark/>
+                  </w:tcPr>
+                  <w:p>
+                    <w:pPr>
+                      <w:pStyle w:val="Bibliography"/>
+                      <w:rPr>
+                        <w:noProof/>
+                      </w:rPr>
+                    </w:pPr>
+                    <w:r>
+                      <w:rPr>
+                        <w:noProof/>
+                      </w:rPr>
+                      <w:t xml:space="preserve">[3] </w:t>
+                    </w:r>
+                  </w:p>
+                </w:tc>
+                <w:tc>
+                  <w:tcPr>
+                    <w:tcW w:w="0" w:type="auto"/>
+                    <w:hideMark/>
+                  </w:tcPr>
+                  <w:p>
+                    <w:pPr>
+                      <w:pStyle w:val="Bibliography"/>
+                      <w:rPr>
+                        <w:noProof/>
+                      </w:rPr>
+                    </w:pPr>
+                    <w:r>
+                      <w:rPr>
+                        <w:noProof/>
+                      </w:rPr>
+                      <w:t>"UPC.edu," [Online]. Available: https://numfactory.upc.edu/web/Calculo2/P2_Integracio/html/Gauss1D.html.</w:t>
                     </w:r>
                   </w:p>
                 </w:tc>
@@ -27156,7 +28739,7 @@
             </w:tbl>
             <w:p>
               <w:pPr>
-                <w:divId w:val="620772202"/>
+                <w:divId w:val="290945302"/>
                 <w:rPr>
                   <w:rFonts w:eastAsia="Times New Roman"/>
                   <w:noProof/>
@@ -27219,9 +28802,9 @@
             <o:lock v:ext="edit" aspectratio="t"/>
           </v:shapetype>
           <v:shape id="_x0000_i1025" type="#_x0000_t75" style="width:468.3pt;height:641.1pt" o:ole="">
-            <v:imagedata r:id="rId17" o:title=""/>
+            <v:imagedata r:id="rId19" o:title=""/>
           </v:shape>
-          <o:OLEObject Type="Embed" ProgID="Word.OpenDocumentText.12" ShapeID="_x0000_i1025" DrawAspect="Content" ObjectID="_1825343554" r:id="rId18"/>
+          <o:OLEObject Type="Embed" ProgID="Word.OpenDocumentText.12" ShapeID="_x0000_i1025" DrawAspect="Content" ObjectID="_1825358854" r:id="rId20"/>
         </w:object>
       </w:r>
     </w:p>
@@ -27240,9 +28823,9 @@
       <w:r>
         <w:object w:dxaOrig="9360" w:dyaOrig="12735" w14:anchorId="713E2CBE">
           <v:shape id="_x0000_i1026" type="#_x0000_t75" style="width:468.3pt;height:636.75pt" o:ole="">
-            <v:imagedata r:id="rId19" o:title=""/>
+            <v:imagedata r:id="rId21" o:title=""/>
           </v:shape>
-          <o:OLEObject Type="Embed" ProgID="Word.OpenDocumentText.12" ShapeID="_x0000_i1026" DrawAspect="Content" ObjectID="_1825343555" r:id="rId20"/>
+          <o:OLEObject Type="Embed" ProgID="Word.OpenDocumentText.12" ShapeID="_x0000_i1026" DrawAspect="Content" ObjectID="_1825358855" r:id="rId22"/>
         </w:object>
       </w:r>
     </w:p>
